--- a/weekly_artifacts/week-20-2026/act_outputs/Systems_Evaluations_Instructor_Pack_ORIGINAL.docx
+++ b/weekly_artifacts/week-20-2026/act_outputs/Systems_Evaluations_Instructor_Pack_ORIGINAL.docx
@@ -10,7 +10,7 @@
         <w:rPr>
           <w:b/>
           <w:color w:val="1F4E79"/>
-          <w:sz w:val="56"/>
+          <w:sz w:val="64"/>
         </w:rPr>
         <w:t>Systems Evaluations</w:t>
       </w:r>
@@ -21,15 +21,16 @@
       </w:pPr>
       <w:r>
         <w:rPr>
+          <w:b/>
           <w:color w:val="00B0B0"/>
-          <w:sz w:val="28"/>
+          <w:sz w:val="32"/>
         </w:rPr>
         <w:t>Instructor Pack - Core Edition</w:t>
       </w:r>
     </w:p>
     <w:p>
       <w:pPr>
-        <w:spacing w:after="0"/>
+        <w:spacing w:after="240"/>
       </w:pPr>
     </w:p>
     <w:p>
@@ -38,29 +39,37 @@
       </w:pPr>
       <w:r>
         <w:rPr>
-          <w:color w:val="646464"/>
+          <w:color w:val="616161"/>
           <w:sz w:val="20"/>
         </w:rPr>
-        <w:t>Course: Agentic AI | Week 20 | 90 minutes</w:t>
-        <w:br/>
-        <w:t>Unit ID: unit_systems_evaluations_w20</w:t>
+        <w:t>Agentic AI | Week 20 | 90 Minutes</w:t>
       </w:r>
     </w:p>
     <w:p>
       <w:pPr>
         <w:pStyle w:val="Heading1"/>
-        <w:spacing w:before="240" w:after="120"/>
+        <w:spacing w:before="240" w:after="160"/>
       </w:pPr>
       <w:r>
+        <w:rPr>
+          <w:b/>
+          <w:color w:val="1F4E79"/>
+          <w:sz w:val="32"/>
+        </w:rPr>
         <w:t>Teaching Brief</w:t>
       </w:r>
     </w:p>
     <w:p>
       <w:pPr>
         <w:pStyle w:val="Heading2"/>
-        <w:spacing w:before="200" w:after="80"/>
+        <w:spacing w:before="200" w:after="120"/>
       </w:pPr>
       <w:r>
+        <w:rPr>
+          <w:b/>
+          <w:color w:val="00B0B0"/>
+          <w:sz w:val="26"/>
+        </w:rPr>
         <w:t>What Learners Already Know</w:t>
       </w:r>
     </w:p>
@@ -93,7 +102,7 @@
         <w:pStyle w:val="ListBullet"/>
       </w:pPr>
       <w:r>
-        <w:t>What 'good output' means for their domain</w:t>
+        <w:t>Python and testing frameworks</w:t>
       </w:r>
     </w:p>
     <w:p>
@@ -101,41 +110,76 @@
         <w:pStyle w:val="ListBullet"/>
       </w:pPr>
       <w:r>
-        <w:t>Python and testing frameworks basics</w:t>
+        <w:t>Drawing Room pipeline</w:t>
       </w:r>
     </w:p>
     <w:p/>
     <w:p>
       <w:pPr>
         <w:pStyle w:val="Heading2"/>
-        <w:spacing w:before="200" w:after="80"/>
+        <w:spacing w:before="200" w:after="120"/>
       </w:pPr>
       <w:r>
-        <w:t>Likely Weak Spots</w:t>
+        <w:rPr>
+          <w:b/>
+          <w:color w:val="00B0B0"/>
+          <w:sz w:val="26"/>
+        </w:rPr>
+        <w:t>Watch Out For (Common Misconceptions)</w:t>
       </w:r>
     </w:p>
     <w:p>
+      <w:pPr>
+        <w:pStyle w:val="ListBullet"/>
+      </w:pPr>
       <w:r>
-        <w:br/>
-        <w:t>1. Confusing evaluation with testing — They'll think testing = unit tests. Evaluation is broader.</w:t>
-        <w:br/>
-        <w:t>2. Metric overload — They want to measure everything. Be clear: pick 3-5 that matter.</w:t>
-        <w:br/>
-        <w:t>3. Not knowing where to start — They'll ask "how do I measure Claude?" Answer: human eval first.</w:t>
-        <w:br/>
-        <w:t>4. Treating evaluation as one-time — Evaluation is continuous. Measure → tweak → measure.</w:t>
-        <w:br/>
-        <w:t>5. Assuming all agents are the same — Remind them: Drawing Room metrics ≠ chatbot metrics.</w:t>
-        <w:br/>
+        <w:t>Confusing evaluation with testing (evaluation is broader than unit tests)</w:t>
+      </w:r>
+    </w:p>
+    <w:p>
+      <w:pPr>
+        <w:pStyle w:val="ListBullet"/>
+      </w:pPr>
+      <w:r>
+        <w:t>Metric overload (they'll want to measure everything)</w:t>
+      </w:r>
+    </w:p>
+    <w:p>
+      <w:pPr>
+        <w:pStyle w:val="ListBullet"/>
+      </w:pPr>
+      <w:r>
+        <w:t>Not knowing where to start (start with human eval, then derive metrics)</w:t>
+      </w:r>
+    </w:p>
+    <w:p>
+      <w:pPr>
+        <w:pStyle w:val="ListBullet"/>
+      </w:pPr>
+      <w:r>
+        <w:t>Treating evaluation as one-time (it's continuous)</w:t>
+      </w:r>
+    </w:p>
+    <w:p>
+      <w:pPr>
+        <w:pStyle w:val="ListBullet"/>
+      </w:pPr>
+      <w:r>
+        <w:t>Assuming all agents are the same (metrics are system-specific)</w:t>
       </w:r>
     </w:p>
     <w:p/>
     <w:p>
       <w:pPr>
         <w:pStyle w:val="Heading1"/>
-        <w:spacing w:before="240" w:after="120"/>
+        <w:spacing w:before="240" w:after="160"/>
       </w:pPr>
       <w:r>
+        <w:rPr>
+          <w:b/>
+          <w:color w:val="1F4E79"/>
+          <w:sz w:val="32"/>
+        </w:rPr>
         <w:t>Session Plan (90 Minutes)</w:t>
       </w:r>
     </w:p>
@@ -146,37 +190,52 @@
         <w:tblLook w:firstColumn="1" w:firstRow="1" w:lastColumn="0" w:lastRow="0" w:noHBand="0" w:noVBand="1" w:val="04A0"/>
       </w:tblPr>
       <w:tblGrid>
-        <w:gridCol w:w="2880"/>
-        <w:gridCol w:w="2880"/>
-        <w:gridCol w:w="2880"/>
+        <w:gridCol w:w="3360"/>
+        <w:gridCol w:w="3360"/>
+        <w:gridCol w:w="3360"/>
       </w:tblGrid>
       <w:tr>
         <w:tc>
           <w:tcPr>
-            <w:tcW w:type="dxa" w:w="2880"/>
+            <w:tcW w:type="dxa" w:w="3360"/>
+            <w:shd w:fill="1F4E79"/>
           </w:tcPr>
           <w:p>
             <w:r>
+              <w:rPr>
+                <w:b/>
+                <w:color w:val="FFFFFF"/>
+              </w:rPr>
               <w:t>Time</w:t>
             </w:r>
           </w:p>
         </w:tc>
         <w:tc>
           <w:tcPr>
-            <w:tcW w:type="dxa" w:w="2880"/>
+            <w:tcW w:type="dxa" w:w="3360"/>
+            <w:shd w:fill="1F4E79"/>
           </w:tcPr>
           <w:p>
             <w:r>
+              <w:rPr>
+                <w:b/>
+                <w:color w:val="FFFFFF"/>
+              </w:rPr>
               <w:t>Block</w:t>
             </w:r>
           </w:p>
         </w:tc>
         <w:tc>
           <w:tcPr>
-            <w:tcW w:type="dxa" w:w="2880"/>
+            <w:tcW w:type="dxa" w:w="3360"/>
+            <w:shd w:fill="1F4E79"/>
           </w:tcPr>
           <w:p>
             <w:r>
+              <w:rPr>
+                <w:b/>
+                <w:color w:val="FFFFFF"/>
+              </w:rPr>
               <w:t>Activity</w:t>
             </w:r>
           </w:p>
@@ -185,7 +244,7 @@
       <w:tr>
         <w:tc>
           <w:tcPr>
-            <w:tcW w:type="dxa" w:w="2880"/>
+            <w:tcW w:type="dxa" w:w="3360"/>
           </w:tcPr>
           <w:p>
             <w:r>
@@ -195,7 +254,7 @@
         </w:tc>
         <w:tc>
           <w:tcPr>
-            <w:tcW w:type="dxa" w:w="2880"/>
+            <w:tcW w:type="dxa" w:w="3360"/>
           </w:tcPr>
           <w:p>
             <w:r>
@@ -205,11 +264,11 @@
         </w:tc>
         <w:tc>
           <w:tcPr>
-            <w:tcW w:type="dxa" w:w="2880"/>
+            <w:tcW w:type="dxa" w:w="3360"/>
           </w:tcPr>
           <w:p>
             <w:r>
-              <w:t>Show agent output. Ask: Is this good?</w:t>
+              <w:t>Show agent output. Is this good?</w:t>
             </w:r>
           </w:p>
         </w:tc>
@@ -217,7 +276,7 @@
       <w:tr>
         <w:tc>
           <w:tcPr>
-            <w:tcW w:type="dxa" w:w="2880"/>
+            <w:tcW w:type="dxa" w:w="3360"/>
           </w:tcPr>
           <w:p>
             <w:r>
@@ -227,7 +286,7 @@
         </w:tc>
         <w:tc>
           <w:tcPr>
-            <w:tcW w:type="dxa" w:w="2880"/>
+            <w:tcW w:type="dxa" w:w="3360"/>
           </w:tcPr>
           <w:p>
             <w:r>
@@ -237,11 +296,11 @@
         </w:tc>
         <w:tc>
           <w:tcPr>
-            <w:tcW w:type="dxa" w:w="2880"/>
+            <w:tcW w:type="dxa" w:w="3360"/>
           </w:tcPr>
           <w:p>
             <w:r>
-              <w:t>Evaluation Framework</w:t>
+              <w:t>What is Evaluation? MEASURE Loop</w:t>
             </w:r>
           </w:p>
         </w:tc>
@@ -249,7 +308,7 @@
       <w:tr>
         <w:tc>
           <w:tcPr>
-            <w:tcW w:type="dxa" w:w="2880"/>
+            <w:tcW w:type="dxa" w:w="3360"/>
           </w:tcPr>
           <w:p>
             <w:r>
@@ -259,7 +318,7 @@
         </w:tc>
         <w:tc>
           <w:tcPr>
-            <w:tcW w:type="dxa" w:w="2880"/>
+            <w:tcW w:type="dxa" w:w="3360"/>
           </w:tcPr>
           <w:p>
             <w:r>
@@ -269,11 +328,11 @@
         </w:tc>
         <w:tc>
           <w:tcPr>
-            <w:tcW w:type="dxa" w:w="2880"/>
+            <w:tcW w:type="dxa" w:w="3360"/>
           </w:tcPr>
           <w:p>
             <w:r>
-              <w:t>Metrics &amp; Testing</w:t>
+              <w:t>Types of Evaluation &amp; Metrics</w:t>
             </w:r>
           </w:p>
         </w:tc>
@@ -281,7 +340,7 @@
       <w:tr>
         <w:tc>
           <w:tcPr>
-            <w:tcW w:type="dxa" w:w="2880"/>
+            <w:tcW w:type="dxa" w:w="3360"/>
           </w:tcPr>
           <w:p>
             <w:r>
@@ -291,7 +350,7 @@
         </w:tc>
         <w:tc>
           <w:tcPr>
-            <w:tcW w:type="dxa" w:w="2880"/>
+            <w:tcW w:type="dxa" w:w="3360"/>
           </w:tcPr>
           <w:p>
             <w:r>
@@ -301,11 +360,11 @@
         </w:tc>
         <w:tc>
           <w:tcPr>
-            <w:tcW w:type="dxa" w:w="2880"/>
+            <w:tcW w:type="dxa" w:w="3360"/>
           </w:tcPr>
           <w:p>
             <w:r>
-              <w:t>Build evaluation suite</w:t>
+              <w:t>Build evaluation suite (live code)</w:t>
             </w:r>
           </w:p>
         </w:tc>
@@ -313,7 +372,7 @@
       <w:tr>
         <w:tc>
           <w:tcPr>
-            <w:tcW w:type="dxa" w:w="2880"/>
+            <w:tcW w:type="dxa" w:w="3360"/>
           </w:tcPr>
           <w:p>
             <w:r>
@@ -323,7 +382,7 @@
         </w:tc>
         <w:tc>
           <w:tcPr>
-            <w:tcW w:type="dxa" w:w="2880"/>
+            <w:tcW w:type="dxa" w:w="3360"/>
           </w:tcPr>
           <w:p>
             <w:r>
@@ -333,11 +392,11 @@
         </w:tc>
         <w:tc>
           <w:tcPr>
-            <w:tcW w:type="dxa" w:w="2880"/>
+            <w:tcW w:type="dxa" w:w="3360"/>
           </w:tcPr>
           <w:p>
             <w:r>
-              <w:t>Design evaluation metrics</w:t>
+              <w:t>Design metrics for scenario</w:t>
             </w:r>
           </w:p>
         </w:tc>
@@ -345,7 +404,7 @@
       <w:tr>
         <w:tc>
           <w:tcPr>
-            <w:tcW w:type="dxa" w:w="2880"/>
+            <w:tcW w:type="dxa" w:w="3360"/>
           </w:tcPr>
           <w:p>
             <w:r>
@@ -355,7 +414,7 @@
         </w:tc>
         <w:tc>
           <w:tcPr>
-            <w:tcW w:type="dxa" w:w="2880"/>
+            <w:tcW w:type="dxa" w:w="3360"/>
           </w:tcPr>
           <w:p>
             <w:r>
@@ -365,7 +424,7 @@
         </w:tc>
         <w:tc>
           <w:tcPr>
-            <w:tcW w:type="dxa" w:w="2880"/>
+            <w:tcW w:type="dxa" w:w="3360"/>
           </w:tcPr>
           <w:p>
             <w:r>
@@ -379,143 +438,163 @@
     <w:p>
       <w:pPr>
         <w:pStyle w:val="Heading1"/>
-        <w:spacing w:before="240" w:after="120"/>
+        <w:spacing w:before="240" w:after="160"/>
       </w:pPr>
       <w:r>
+        <w:rPr>
+          <w:b/>
+          <w:color w:val="1F4E79"/>
+          <w:sz w:val="32"/>
+        </w:rPr>
         <w:t>Explanation Variants</w:t>
       </w:r>
     </w:p>
     <w:p>
       <w:pPr>
         <w:pStyle w:val="Heading2"/>
-        <w:spacing w:before="200" w:after="80"/>
+        <w:spacing w:before="200" w:after="120"/>
       </w:pPr>
       <w:r>
-        <w:t>Concept 1: What is Systems Evaluation?</w:t>
+        <w:rPr>
+          <w:b/>
+          <w:color w:val="00B0B0"/>
+          <w:sz w:val="26"/>
+        </w:rPr>
+        <w:t>Concept: What is Systems Evaluation?</w:t>
       </w:r>
     </w:p>
     <w:p>
       <w:pPr>
-        <w:pStyle w:val="Heading3"/>
-        <w:spacing w:before="160" w:after="60"/>
+        <w:spacing w:after="160"/>
       </w:pPr>
       <w:r>
-        <w:t>Variant A — Quality Control Analogy (START HERE)</w:t>
+        <w:rPr>
+          <w:b/>
+          <w:color w:val="00B0B0"/>
+        </w:rPr>
+        <w:t>Quality Control Analogy (START HERE)</w:t>
       </w:r>
-    </w:p>
-    <w:p>
       <w:r>
-        <w:t>Systems evaluation is to agents what quality control is to factories. You build a product, then ask: Does it work? Does it meet standards? What breaks? Evaluation answers those questions.</w:t>
+        <w:br/>
+        <w:t>Systems evaluation is to agents what quality control is to factories. You build a product, ask: Does it work? Does it meet standards? What breaks? Evaluation answers these.</w:t>
       </w:r>
     </w:p>
     <w:p>
       <w:pPr>
-        <w:pStyle w:val="Heading3"/>
-        <w:spacing w:before="160" w:after="60"/>
+        <w:spacing w:after="160"/>
       </w:pPr>
       <w:r>
-        <w:t>Variant B — Problem-first</w:t>
+        <w:rPr>
+          <w:b/>
+          <w:color w:val="00B0B0"/>
+        </w:rPr>
+        <w:t>Problem-First</w:t>
       </w:r>
-    </w:p>
-    <w:p>
       <w:r>
-        <w:t>You've built an agent. But how do you know it's good? Good is subjective. Does it generate learning materials learners learn from? Does it publish without errors? Evaluation answers these.</w:t>
+        <w:br/>
+        <w:t>You built an agent. How do you know it's good? Evaluation answers: Does it generate quality materials? Does it publish correctly? Does it handle edge cases?</w:t>
       </w:r>
     </w:p>
     <w:p>
       <w:pPr>
-        <w:pStyle w:val="Heading3"/>
-        <w:spacing w:before="160" w:after="60"/>
+        <w:spacing w:after="160"/>
       </w:pPr>
       <w:r>
-        <w:t>Variant C — Code-first</w:t>
+        <w:rPr>
+          <w:b/>
+          <w:color w:val="00B0B0"/>
+        </w:rPr>
+        <w:t>Code-First</w:t>
       </w:r>
-    </w:p>
-    <w:p>
       <w:r>
-        <w:t>Evaluation is a layer on your agent. Capture inputs, run agent, measure quality against criteria. Do this repeatedly: measure → find problems → improve → measure again.</w:t>
+        <w:br/>
+        <w:t>Evaluation is a layer on your agent. Capture inputs → run agent → measure quality → iterate. It's continuous validation, not one-time testing.</w:t>
       </w:r>
     </w:p>
     <w:p/>
     <w:p>
       <w:pPr>
-        <w:pStyle w:val="Heading2"/>
-        <w:spacing w:before="200" w:after="80"/>
+        <w:pStyle w:val="Heading1"/>
+        <w:spacing w:before="240" w:after="160"/>
       </w:pPr>
       <w:r>
-        <w:t>Example 1: Simple Pass/Fail Evaluation</w:t>
+        <w:rPr>
+          <w:b/>
+          <w:color w:val="1F4E79"/>
+          <w:sz w:val="32"/>
+        </w:rPr>
+        <w:t>Key Concepts</w:t>
       </w:r>
     </w:p>
     <w:p>
+      <w:pPr>
+        <w:spacing w:after="120"/>
+      </w:pPr>
       <w:r>
-        <w:t>A minimal evaluator that checks if an agent output meets basic requirements.</w:t>
+        <w:rPr>
+          <w:b/>
+        </w:rPr>
+        <w:t xml:space="preserve">MEASURE Loop: </w:t>
+      </w:r>
+      <w:r>
+        <w:t>Measure → Explore → Assess → Sum → Unblock (continuous improvement cycle)</w:t>
       </w:r>
     </w:p>
     <w:p>
+      <w:pPr>
+        <w:spacing w:after="120"/>
+      </w:pPr>
       <w:r>
-        <w:br/>
-        <w:t>def evaluate_learner_pack(pack: dict) -&gt; EvaluationResult:</w:t>
-        <w:br/>
-        <w:t xml:space="preserve">    """Check if learner pack meets minimum standards."""</w:t>
-        <w:br/>
-        <w:t xml:space="preserve">    issues = []</w:t>
-        <w:br/>
-        <w:br/>
-        <w:t xml:space="preserve">    # Check: has all required sections</w:t>
-        <w:br/>
-        <w:t xml:space="preserve">    required = ["session_summary", "glossary", "watch_order", "key_concepts"]</w:t>
-        <w:br/>
-        <w:t xml:space="preserve">    for section in required:</w:t>
-        <w:br/>
-        <w:t xml:space="preserve">        if section not in pack:</w:t>
-        <w:br/>
-        <w:t xml:space="preserve">            issues.append(f"Missing section: {section}")</w:t>
-        <w:br/>
-        <w:br/>
-        <w:t xml:space="preserve">    # Check: glossary has minimum terms</w:t>
-        <w:br/>
-        <w:t xml:space="preserve">    if "glossary" in pack:</w:t>
-        <w:br/>
-        <w:t xml:space="preserve">        if len(pack["glossary"]) &lt; 5:</w:t>
-        <w:br/>
-        <w:t xml:space="preserve">            issues.append(f"Glossary too short")</w:t>
-        <w:br/>
-        <w:br/>
-        <w:t xml:space="preserve">    return EvaluationResult(</w:t>
-        <w:br/>
-        <w:t xml:space="preserve">        passed=len(issues) == 0,</w:t>
-        <w:br/>
-        <w:t xml:space="preserve">        issues=issues</w:t>
-        <w:br/>
-        <w:t xml:space="preserve">    )</w:t>
-        <w:br/>
+        <w:rPr>
+          <w:b/>
+        </w:rPr>
+        <w:t xml:space="preserve">Automation: </w:t>
+      </w:r>
+      <w:r>
+        <w:t>Fast, scalable, cheap, limited nuance</w:t>
+      </w:r>
+    </w:p>
+    <w:p>
+      <w:pPr>
+        <w:spacing w:after="120"/>
+      </w:pPr>
+      <w:r>
+        <w:rPr>
+          <w:b/>
+        </w:rPr>
+        <w:t xml:space="preserve">Human Eval: </w:t>
+      </w:r>
+      <w:r>
+        <w:t>Nuanced, context-aware, slow, expensive</w:t>
+      </w:r>
+    </w:p>
+    <w:p>
+      <w:pPr>
+        <w:spacing w:after="120"/>
+      </w:pPr>
+      <w:r>
+        <w:rPr>
+          <w:b/>
+        </w:rPr>
+        <w:t xml:space="preserve">Hybrid: </w:t>
+      </w:r>
+      <w:r>
+        <w:t>Automated first pass + human spot-check (best approach)</w:t>
       </w:r>
     </w:p>
     <w:p/>
     <w:p>
       <w:r>
-        <w:t>Teaching Point: Start simple. Don't build complexity you don't need.</w:t>
-      </w:r>
-    </w:p>
-    <w:p/>
-    <w:p>
-      <w:pPr>
-        <w:spacing w:before="240"/>
-      </w:pPr>
-      <w:r>
         <w:rPr>
-          <w:i/>
-          <w:color w:val="969696"/>
+          <w:color w:val="616161"/>
           <w:sz w:val="18"/>
         </w:rPr>
-        <w:t>Last Updated: 2026-05-07</w:t>
-        <w:br/>
-        <w:t>Contact: aroma.tahir@taleemabad.com</w:t>
+        <w:t>aroma.tahir@taleemabad.com</w:t>
       </w:r>
     </w:p>
     <w:sectPr>
       <w:pgSz w:w="12240" w:h="15840"/>
-      <w:pgMar w:top="1440" w:right="1800" w:bottom="1440" w:left="1800" w:header="720" w:footer="720" w:gutter="0"/>
+      <w:pgMar w:top="1080" w:right="1080" w:bottom="1080" w:left="1080" w:header="720" w:footer="720" w:gutter="0"/>
       <w:cols w:space="720"/>
       <w:docGrid w:linePitch="360"/>
     </w:sectPr>
@@ -886,10 +965,6 @@
     <w:name w:val="Normal"/>
     <w:qFormat/>
     <w:rsid w:val="00FC693F"/>
-    <w:rPr>
-      <w:rFonts w:ascii="Calibri" w:hAnsi="Calibri"/>
-      <w:sz w:val="22"/>
-    </w:rPr>
   </w:style>
   <w:style w:type="paragraph" w:styleId="Header">
     <w:name w:val="header"/>
